--- a/Documentation/Нагрузочное тестирование.docx
+++ b/Documentation/Нагрузочное тестирование.docx
@@ -184,8 +184,6 @@
         </w:rPr>
         <w:t>6</w:t>
       </w:r>
-      <w:bookmarkStart w:id="0" w:name="_GoBack"/>
-      <w:bookmarkEnd w:id="0"/>
     </w:p>
     <w:p>
       <w:pPr>
@@ -359,21 +357,7 @@
         <w:rPr>
           <w:szCs w:val="28"/>
         </w:rPr>
-        <w:t>«__</w:t>
-      </w:r>
-      <w:proofErr w:type="gramStart"/>
-      <w:r>
-        <w:rPr>
-          <w:szCs w:val="28"/>
-        </w:rPr>
-        <w:t>_»_</w:t>
-      </w:r>
-      <w:proofErr w:type="gramEnd"/>
-      <w:r>
-        <w:rPr>
-          <w:szCs w:val="28"/>
-        </w:rPr>
-        <w:t>_________________2025г.</w:t>
+        <w:t>«___»__________________2025г.</w:t>
       </w:r>
     </w:p>
     <w:p>
@@ -431,21 +415,7 @@
         <w:rPr>
           <w:szCs w:val="28"/>
         </w:rPr>
-        <w:t>«__</w:t>
-      </w:r>
-      <w:proofErr w:type="gramStart"/>
-      <w:r>
-        <w:rPr>
-          <w:szCs w:val="28"/>
-        </w:rPr>
-        <w:t>_»_</w:t>
-      </w:r>
-      <w:proofErr w:type="gramEnd"/>
-      <w:r>
-        <w:rPr>
-          <w:szCs w:val="28"/>
-        </w:rPr>
-        <w:t>_________________2025г.</w:t>
+        <w:t>«___»__________________2025г.</w:t>
       </w:r>
     </w:p>
     <w:p>
@@ -503,21 +473,7 @@
         <w:rPr>
           <w:szCs w:val="28"/>
         </w:rPr>
-        <w:t>«__</w:t>
-      </w:r>
-      <w:proofErr w:type="gramStart"/>
-      <w:r>
-        <w:rPr>
-          <w:szCs w:val="28"/>
-        </w:rPr>
-        <w:t>_»_</w:t>
-      </w:r>
-      <w:proofErr w:type="gramEnd"/>
-      <w:r>
-        <w:rPr>
-          <w:szCs w:val="28"/>
-        </w:rPr>
-        <w:t>_________________2025г.</w:t>
+        <w:t>«___»__________________2025г.</w:t>
       </w:r>
     </w:p>
     <w:p>
@@ -647,13 +603,128 @@
           <w:r>
             <w:fldChar w:fldCharType="separate"/>
           </w:r>
-          <w:hyperlink w:anchor="_Toc199410047" w:history="1">
+          <w:bookmarkStart w:id="0" w:name="_GoBack"/>
+          <w:bookmarkEnd w:id="0"/>
+          <w:r>
+            <w:rPr>
+              <w:rStyle w:val="a3"/>
+              <w:noProof/>
+            </w:rPr>
+            <w:fldChar w:fldCharType="begin"/>
+          </w:r>
+          <w:r>
+            <w:rPr>
+              <w:rStyle w:val="a3"/>
+              <w:noProof/>
+            </w:rPr>
+            <w:instrText xml:space="preserve"> </w:instrText>
+          </w:r>
+          <w:r>
+            <w:rPr>
+              <w:noProof/>
+            </w:rPr>
+            <w:instrText>HYPERLINK \l "_Toc201170598"</w:instrText>
+          </w:r>
+          <w:r>
+            <w:rPr>
+              <w:rStyle w:val="a3"/>
+              <w:noProof/>
+            </w:rPr>
+            <w:instrText xml:space="preserve"> </w:instrText>
+          </w:r>
+          <w:r>
+            <w:rPr>
+              <w:rStyle w:val="a3"/>
+              <w:noProof/>
+            </w:rPr>
+          </w:r>
+          <w:r>
+            <w:rPr>
+              <w:rStyle w:val="a3"/>
+              <w:noProof/>
+            </w:rPr>
+            <w:fldChar w:fldCharType="separate"/>
+          </w:r>
+          <w:r>
+            <w:rPr>
+              <w:rStyle w:val="a3"/>
+              <w:noProof/>
+            </w:rPr>
+            <w:t>1 Общая информация</w:t>
+          </w:r>
+          <w:r>
+            <w:rPr>
+              <w:noProof/>
+              <w:webHidden/>
+            </w:rPr>
+            <w:tab/>
+          </w:r>
+          <w:r>
+            <w:rPr>
+              <w:noProof/>
+              <w:webHidden/>
+            </w:rPr>
+            <w:fldChar w:fldCharType="begin"/>
+          </w:r>
+          <w:r>
+            <w:rPr>
+              <w:noProof/>
+              <w:webHidden/>
+            </w:rPr>
+            <w:instrText xml:space="preserve"> PAGEREF _Toc201170598 \h </w:instrText>
+          </w:r>
+          <w:r>
+            <w:rPr>
+              <w:noProof/>
+              <w:webHidden/>
+            </w:rPr>
+          </w:r>
+          <w:r>
+            <w:rPr>
+              <w:noProof/>
+              <w:webHidden/>
+            </w:rPr>
+            <w:fldChar w:fldCharType="separate"/>
+          </w:r>
+          <w:r>
+            <w:rPr>
+              <w:noProof/>
+              <w:webHidden/>
+            </w:rPr>
+            <w:t>3</w:t>
+          </w:r>
+          <w:r>
+            <w:rPr>
+              <w:noProof/>
+              <w:webHidden/>
+            </w:rPr>
+            <w:fldChar w:fldCharType="end"/>
+          </w:r>
+          <w:r>
+            <w:rPr>
+              <w:rStyle w:val="a3"/>
+              <w:noProof/>
+            </w:rPr>
+            <w:fldChar w:fldCharType="end"/>
+          </w:r>
+        </w:p>
+        <w:p>
+          <w:pPr>
+            <w:pStyle w:val="11"/>
+            <w:rPr>
+              <w:rFonts w:asciiTheme="minorHAnsi" w:eastAsiaTheme="minorEastAsia" w:hAnsiTheme="minorHAnsi"/>
+              <w:noProof/>
+              <w:sz w:val="22"/>
+              <w:lang w:eastAsia="ru-RU"/>
+            </w:rPr>
+          </w:pPr>
+          <w:hyperlink w:anchor="_Toc201170599" w:history="1">
             <w:r>
               <w:rPr>
                 <w:rStyle w:val="a3"/>
                 <w:noProof/>
               </w:rPr>
-              <w:t>1 Общая информация</w:t>
+              <w:t>2 Тест-кейсы</w:t>
             </w:r>
             <w:r>
               <w:rPr>
@@ -674,7 +745,7 @@
                 <w:noProof/>
                 <w:webHidden/>
               </w:rPr>
-              <w:instrText xml:space="preserve"> PAGEREF _Toc199410047 \h </w:instrText>
+              <w:instrText xml:space="preserve"> PAGEREF _Toc201170599 \h </w:instrText>
             </w:r>
             <w:r>
               <w:rPr>
@@ -694,7 +765,7 @@
                 <w:noProof/>
                 <w:webHidden/>
               </w:rPr>
-              <w:t>3</w:t>
+              <w:t>4</w:t>
             </w:r>
             <w:r>
               <w:rPr>
@@ -715,13 +786,13 @@
               <w:lang w:eastAsia="ru-RU"/>
             </w:rPr>
           </w:pPr>
-          <w:hyperlink w:anchor="_Toc199410048" w:history="1">
+          <w:hyperlink w:anchor="_Toc201170600" w:history="1">
             <w:r>
               <w:rPr>
                 <w:rStyle w:val="a3"/>
                 <w:noProof/>
               </w:rPr>
-              <w:t>2 Тест-кейсы</w:t>
+              <w:t>3 Вывод</w:t>
             </w:r>
             <w:r>
               <w:rPr>
@@ -742,75 +813,7 @@
                 <w:noProof/>
                 <w:webHidden/>
               </w:rPr>
-              <w:instrText xml:space="preserve"> PAGEREF _Toc199410048 \h </w:instrText>
-            </w:r>
-            <w:r>
-              <w:rPr>
-                <w:noProof/>
-                <w:webHidden/>
-              </w:rPr>
-            </w:r>
-            <w:r>
-              <w:rPr>
-                <w:noProof/>
-                <w:webHidden/>
-              </w:rPr>
-              <w:fldChar w:fldCharType="separate"/>
-            </w:r>
-            <w:r>
-              <w:rPr>
-                <w:noProof/>
-                <w:webHidden/>
-              </w:rPr>
-              <w:t>4</w:t>
-            </w:r>
-            <w:r>
-              <w:rPr>
-                <w:noProof/>
-                <w:webHidden/>
-              </w:rPr>
-              <w:fldChar w:fldCharType="end"/>
-            </w:r>
-          </w:hyperlink>
-        </w:p>
-        <w:p>
-          <w:pPr>
-            <w:pStyle w:val="11"/>
-            <w:rPr>
-              <w:rFonts w:asciiTheme="minorHAnsi" w:eastAsiaTheme="minorEastAsia" w:hAnsiTheme="minorHAnsi"/>
-              <w:noProof/>
-              <w:sz w:val="22"/>
-              <w:lang w:eastAsia="ru-RU"/>
-            </w:rPr>
-          </w:pPr>
-          <w:hyperlink w:anchor="_Toc199410049" w:history="1">
-            <w:r>
-              <w:rPr>
-                <w:rStyle w:val="a3"/>
-                <w:noProof/>
-              </w:rPr>
-              <w:t>3 Вывод</w:t>
-            </w:r>
-            <w:r>
-              <w:rPr>
-                <w:noProof/>
-                <w:webHidden/>
-              </w:rPr>
-              <w:tab/>
-            </w:r>
-            <w:r>
-              <w:rPr>
-                <w:noProof/>
-                <w:webHidden/>
-              </w:rPr>
-              <w:fldChar w:fldCharType="begin"/>
-            </w:r>
-            <w:r>
-              <w:rPr>
-                <w:noProof/>
-                <w:webHidden/>
-              </w:rPr>
-              <w:instrText xml:space="preserve"> PAGEREF _Toc199410049 \h </w:instrText>
+              <w:instrText xml:space="preserve"> PAGEREF _Toc201170600 \h </w:instrText>
             </w:r>
             <w:r>
               <w:rPr>
@@ -869,7 +872,7 @@
         <w:pStyle w:val="1"/>
         <w:spacing w:before="0"/>
       </w:pPr>
-      <w:bookmarkStart w:id="1" w:name="_Toc199410047"/>
+      <w:bookmarkStart w:id="1" w:name="_Toc201170598"/>
       <w:r>
         <w:lastRenderedPageBreak/>
         <w:t xml:space="preserve">1 </w:t>
@@ -995,15 +998,7 @@
         <w:ind w:left="993" w:hanging="207"/>
       </w:pPr>
       <w:r>
-        <w:t xml:space="preserve">Время ответа ≤ 1000 </w:t>
-      </w:r>
-      <w:proofErr w:type="spellStart"/>
-      <w:r>
-        <w:t>мс</w:t>
-      </w:r>
-      <w:proofErr w:type="spellEnd"/>
-      <w:r>
-        <w:t xml:space="preserve"> (для среднего времени ответа)</w:t>
+        <w:t>Время ответа ≤ 1000 мс (для среднего времени ответа)</w:t>
       </w:r>
     </w:p>
     <w:p>
@@ -1037,7 +1032,7 @@
       <w:pPr>
         <w:pStyle w:val="1"/>
       </w:pPr>
-      <w:bookmarkStart w:id="2" w:name="_Toc199410048"/>
+      <w:bookmarkStart w:id="2" w:name="_Toc201170599"/>
       <w:r>
         <w:lastRenderedPageBreak/>
         <w:t>2 Тест-кейсы</w:t>
@@ -1203,13 +1198,8 @@
             <w:pPr>
               <w:ind w:firstLine="0"/>
             </w:pPr>
-            <w:proofErr w:type="spellStart"/>
-            <w:r>
-              <w:t>Ramp-up</w:t>
-            </w:r>
-            <w:proofErr w:type="spellEnd"/>
-            <w:r>
-              <w:t xml:space="preserve"> период</w:t>
+            <w:r>
+              <w:t>Ramp-up период</w:t>
             </w:r>
             <w:r>
               <w:t xml:space="preserve"> (в секундах)</w:t>
@@ -1299,13 +1289,8 @@
               <w:ind w:firstLine="0"/>
             </w:pPr>
             <w:r>
-              <w:t xml:space="preserve">80-90 </w:t>
-            </w:r>
-            <w:proofErr w:type="spellStart"/>
-            <w:r>
-              <w:t>мс</w:t>
-            </w:r>
-            <w:proofErr w:type="spellEnd"/>
+              <w:t>80-90 мс</w:t>
+            </w:r>
           </w:p>
         </w:tc>
         <w:tc>
@@ -1317,13 +1302,8 @@
               <w:ind w:firstLine="0"/>
             </w:pPr>
             <w:r>
-              <w:t xml:space="preserve">83 </w:t>
-            </w:r>
-            <w:proofErr w:type="spellStart"/>
-            <w:r>
-              <w:t>мс</w:t>
-            </w:r>
-            <w:proofErr w:type="spellEnd"/>
+              <w:t>83 мс</w:t>
+            </w:r>
           </w:p>
         </w:tc>
       </w:tr>
@@ -1363,13 +1343,8 @@
               </w:rPr>
               <w:t xml:space="preserve"> 200 </w:t>
             </w:r>
-            <w:proofErr w:type="spellStart"/>
-            <w:r>
-              <w:t>мс</w:t>
-            </w:r>
-            <w:proofErr w:type="spellEnd"/>
-            <w:r>
-              <w:t xml:space="preserve"> </w:t>
+            <w:r>
+              <w:t xml:space="preserve">мс </w:t>
             </w:r>
           </w:p>
         </w:tc>
@@ -1382,13 +1357,8 @@
               <w:ind w:firstLine="0"/>
             </w:pPr>
             <w:r>
-              <w:t xml:space="preserve">92 </w:t>
-            </w:r>
-            <w:proofErr w:type="spellStart"/>
-            <w:r>
-              <w:t>мс</w:t>
-            </w:r>
-            <w:proofErr w:type="spellEnd"/>
+              <w:t>92 мс</w:t>
+            </w:r>
           </w:p>
         </w:tc>
       </w:tr>
@@ -1451,11 +1421,9 @@
             <w:r>
               <w:t>(</w:t>
             </w:r>
-            <w:proofErr w:type="spellStart"/>
             <w:r>
               <w:t>Throughput</w:t>
             </w:r>
-            <w:proofErr w:type="spellEnd"/>
             <w:r>
               <w:t>)</w:t>
             </w:r>
@@ -1476,13 +1444,8 @@
               </w:rPr>
               <w:t xml:space="preserve">~1,7 </w:t>
             </w:r>
-            <w:proofErr w:type="spellStart"/>
-            <w:r>
-              <w:t>запр</w:t>
-            </w:r>
-            <w:proofErr w:type="spellEnd"/>
-            <w:r>
-              <w:t>/сек</w:t>
+            <w:r>
+              <w:t>запр/сек</w:t>
             </w:r>
           </w:p>
         </w:tc>
@@ -1495,15 +1458,7 @@
               <w:ind w:firstLine="0"/>
             </w:pPr>
             <w:r>
-              <w:t xml:space="preserve">1,7 </w:t>
-            </w:r>
-            <w:proofErr w:type="spellStart"/>
-            <w:r>
-              <w:t>запр</w:t>
-            </w:r>
-            <w:proofErr w:type="spellEnd"/>
-            <w:r>
-              <w:t>/сек</w:t>
+              <w:t>1,7 запр/сек</w:t>
             </w:r>
           </w:p>
         </w:tc>
@@ -1697,13 +1652,8 @@
             <w:pPr>
               <w:ind w:firstLine="0"/>
             </w:pPr>
-            <w:proofErr w:type="spellStart"/>
-            <w:r>
-              <w:t>Ramp-up</w:t>
-            </w:r>
-            <w:proofErr w:type="spellEnd"/>
-            <w:r>
-              <w:t xml:space="preserve"> период</w:t>
+            <w:r>
+              <w:t>Ramp-up период</w:t>
             </w:r>
             <w:r>
               <w:t xml:space="preserve"> (в секундах)</w:t>
@@ -1793,13 +1743,8 @@
               <w:ind w:firstLine="0"/>
             </w:pPr>
             <w:r>
-              <w:t xml:space="preserve">80-100 </w:t>
-            </w:r>
-            <w:proofErr w:type="spellStart"/>
-            <w:r>
-              <w:t>мс</w:t>
-            </w:r>
-            <w:proofErr w:type="spellEnd"/>
+              <w:t>80-100 мс</w:t>
+            </w:r>
           </w:p>
         </w:tc>
         <w:tc>
@@ -1811,13 +1756,8 @@
               <w:ind w:firstLine="0"/>
             </w:pPr>
             <w:r>
-              <w:t xml:space="preserve">88 </w:t>
-            </w:r>
-            <w:proofErr w:type="spellStart"/>
-            <w:r>
-              <w:t>мс</w:t>
-            </w:r>
-            <w:proofErr w:type="spellEnd"/>
+              <w:t>88 мс</w:t>
+            </w:r>
           </w:p>
         </w:tc>
       </w:tr>
@@ -1866,13 +1806,8 @@
               </w:rPr>
               <w:t xml:space="preserve">00 </w:t>
             </w:r>
-            <w:proofErr w:type="spellStart"/>
-            <w:r>
-              <w:t>мс</w:t>
-            </w:r>
-            <w:proofErr w:type="spellEnd"/>
-            <w:r>
-              <w:t xml:space="preserve"> </w:t>
+            <w:r>
+              <w:t xml:space="preserve">мс </w:t>
             </w:r>
           </w:p>
         </w:tc>
@@ -1885,13 +1820,8 @@
               <w:ind w:firstLine="0"/>
             </w:pPr>
             <w:r>
-              <w:t xml:space="preserve">1276 </w:t>
-            </w:r>
-            <w:proofErr w:type="spellStart"/>
-            <w:r>
-              <w:t>мс</w:t>
-            </w:r>
-            <w:proofErr w:type="spellEnd"/>
+              <w:t>1276 мс</w:t>
+            </w:r>
           </w:p>
         </w:tc>
       </w:tr>
@@ -1954,11 +1884,9 @@
             <w:r>
               <w:t>(</w:t>
             </w:r>
-            <w:proofErr w:type="spellStart"/>
             <w:r>
               <w:t>Throughput</w:t>
             </w:r>
-            <w:proofErr w:type="spellEnd"/>
             <w:r>
               <w:t>)</w:t>
             </w:r>
@@ -1988,13 +1916,8 @@
               </w:rPr>
               <w:t xml:space="preserve"> </w:t>
             </w:r>
-            <w:proofErr w:type="spellStart"/>
-            <w:r>
-              <w:t>запр</w:t>
-            </w:r>
-            <w:proofErr w:type="spellEnd"/>
-            <w:r>
-              <w:t>/сек</w:t>
+            <w:r>
+              <w:t>запр/сек</w:t>
             </w:r>
           </w:p>
         </w:tc>
@@ -2007,15 +1930,7 @@
               <w:ind w:firstLine="0"/>
             </w:pPr>
             <w:r>
-              <w:t xml:space="preserve">16,7 </w:t>
-            </w:r>
-            <w:proofErr w:type="spellStart"/>
-            <w:r>
-              <w:t>запр</w:t>
-            </w:r>
-            <w:proofErr w:type="spellEnd"/>
-            <w:r>
-              <w:t>/сек</w:t>
+              <w:t>16,7 запр/сек</w:t>
             </w:r>
           </w:p>
         </w:tc>
@@ -2222,13 +2137,8 @@
             <w:pPr>
               <w:ind w:firstLine="0"/>
             </w:pPr>
-            <w:proofErr w:type="spellStart"/>
-            <w:r>
-              <w:t>Ramp-up</w:t>
-            </w:r>
-            <w:proofErr w:type="spellEnd"/>
-            <w:r>
-              <w:t xml:space="preserve"> период</w:t>
+            <w:r>
+              <w:t>Ramp-up период</w:t>
             </w:r>
             <w:r>
               <w:t xml:space="preserve"> (в секундах)</w:t>
@@ -2318,13 +2228,8 @@
               <w:ind w:firstLine="0"/>
             </w:pPr>
             <w:r>
-              <w:t xml:space="preserve">80-120 </w:t>
-            </w:r>
-            <w:proofErr w:type="spellStart"/>
-            <w:r>
-              <w:t>мс</w:t>
-            </w:r>
-            <w:proofErr w:type="spellEnd"/>
+              <w:t>80-120 мс</w:t>
+            </w:r>
           </w:p>
         </w:tc>
         <w:tc>
@@ -2336,13 +2241,8 @@
               <w:ind w:firstLine="0"/>
             </w:pPr>
             <w:r>
-              <w:t xml:space="preserve">93 </w:t>
-            </w:r>
-            <w:proofErr w:type="spellStart"/>
-            <w:r>
-              <w:t>мс</w:t>
-            </w:r>
-            <w:proofErr w:type="spellEnd"/>
+              <w:t>93 мс</w:t>
+            </w:r>
           </w:p>
         </w:tc>
       </w:tr>
@@ -2391,13 +2291,8 @@
               </w:rPr>
               <w:t xml:space="preserve"> </w:t>
             </w:r>
-            <w:proofErr w:type="spellStart"/>
-            <w:r>
-              <w:t>мс</w:t>
-            </w:r>
-            <w:proofErr w:type="spellEnd"/>
-            <w:r>
-              <w:t xml:space="preserve"> </w:t>
+            <w:r>
+              <w:t xml:space="preserve">мс </w:t>
             </w:r>
           </w:p>
         </w:tc>
@@ -2410,13 +2305,8 @@
               <w:ind w:firstLine="0"/>
             </w:pPr>
             <w:r>
-              <w:t xml:space="preserve">2246 </w:t>
-            </w:r>
-            <w:proofErr w:type="spellStart"/>
-            <w:r>
-              <w:t>мс</w:t>
-            </w:r>
-            <w:proofErr w:type="spellEnd"/>
+              <w:t>2246 мс</w:t>
+            </w:r>
           </w:p>
         </w:tc>
       </w:tr>
@@ -2479,11 +2369,9 @@
             <w:r>
               <w:t>(</w:t>
             </w:r>
-            <w:proofErr w:type="spellStart"/>
             <w:r>
               <w:t>Throughput</w:t>
             </w:r>
-            <w:proofErr w:type="spellEnd"/>
             <w:r>
               <w:t>)</w:t>
             </w:r>
@@ -2522,13 +2410,8 @@
               </w:rPr>
               <w:t xml:space="preserve"> </w:t>
             </w:r>
-            <w:proofErr w:type="spellStart"/>
-            <w:r>
-              <w:t>запр</w:t>
-            </w:r>
-            <w:proofErr w:type="spellEnd"/>
-            <w:r>
-              <w:t>/сек</w:t>
+            <w:r>
+              <w:t>запр/сек</w:t>
             </w:r>
           </w:p>
         </w:tc>
@@ -2541,15 +2424,7 @@
               <w:ind w:firstLine="0"/>
             </w:pPr>
             <w:r>
-              <w:t xml:space="preserve">41,6 </w:t>
-            </w:r>
-            <w:proofErr w:type="spellStart"/>
-            <w:r>
-              <w:t>запр</w:t>
-            </w:r>
-            <w:proofErr w:type="spellEnd"/>
-            <w:r>
-              <w:t>/сек</w:t>
+              <w:t>41,6 запр/сек</w:t>
             </w:r>
           </w:p>
         </w:tc>
@@ -2743,13 +2618,8 @@
             <w:pPr>
               <w:ind w:firstLine="0"/>
             </w:pPr>
-            <w:proofErr w:type="spellStart"/>
-            <w:r>
-              <w:t>Ramp-up</w:t>
-            </w:r>
-            <w:proofErr w:type="spellEnd"/>
-            <w:r>
-              <w:t xml:space="preserve"> период</w:t>
+            <w:r>
+              <w:t>Ramp-up период</w:t>
             </w:r>
             <w:r>
               <w:t xml:space="preserve"> (в секундах)</w:t>
@@ -2839,13 +2709,8 @@
               <w:ind w:firstLine="0"/>
             </w:pPr>
             <w:r>
-              <w:t xml:space="preserve">80-130 </w:t>
-            </w:r>
-            <w:proofErr w:type="spellStart"/>
-            <w:r>
-              <w:t>мс</w:t>
-            </w:r>
-            <w:proofErr w:type="spellEnd"/>
+              <w:t>80-130 мс</w:t>
+            </w:r>
           </w:p>
         </w:tc>
         <w:tc>
@@ -2857,13 +2722,8 @@
               <w:ind w:firstLine="0"/>
             </w:pPr>
             <w:r>
-              <w:t xml:space="preserve">1285 </w:t>
-            </w:r>
-            <w:proofErr w:type="spellStart"/>
-            <w:r>
-              <w:t>мс</w:t>
-            </w:r>
-            <w:proofErr w:type="spellEnd"/>
+              <w:t>1285 мс</w:t>
+            </w:r>
           </w:p>
         </w:tc>
       </w:tr>
@@ -2912,13 +2772,8 @@
               </w:rPr>
               <w:t xml:space="preserve">00 </w:t>
             </w:r>
-            <w:proofErr w:type="spellStart"/>
-            <w:r>
-              <w:t>мс</w:t>
-            </w:r>
-            <w:proofErr w:type="spellEnd"/>
-            <w:r>
-              <w:t xml:space="preserve"> </w:t>
+            <w:r>
+              <w:t xml:space="preserve">мс </w:t>
             </w:r>
           </w:p>
         </w:tc>
@@ -2931,13 +2786,8 @@
               <w:ind w:firstLine="0"/>
             </w:pPr>
             <w:r>
-              <w:t xml:space="preserve">15146 </w:t>
-            </w:r>
-            <w:proofErr w:type="spellStart"/>
-            <w:r>
-              <w:t>мс</w:t>
-            </w:r>
-            <w:proofErr w:type="spellEnd"/>
+              <w:t>15146 мс</w:t>
+            </w:r>
           </w:p>
         </w:tc>
       </w:tr>
@@ -3000,11 +2850,9 @@
             <w:r>
               <w:t>(</w:t>
             </w:r>
-            <w:proofErr w:type="spellStart"/>
             <w:r>
               <w:t>Throughput</w:t>
             </w:r>
-            <w:proofErr w:type="spellEnd"/>
             <w:r>
               <w:t>)</w:t>
             </w:r>
@@ -3043,13 +2891,8 @@
               </w:rPr>
               <w:t xml:space="preserve"> </w:t>
             </w:r>
-            <w:proofErr w:type="spellStart"/>
-            <w:r>
-              <w:t>запр</w:t>
-            </w:r>
-            <w:proofErr w:type="spellEnd"/>
-            <w:r>
-              <w:t>/сек</w:t>
+            <w:r>
+              <w:t>запр/сек</w:t>
             </w:r>
           </w:p>
         </w:tc>
@@ -3079,13 +2922,8 @@
               </w:rPr>
               <w:t xml:space="preserve"> </w:t>
             </w:r>
-            <w:proofErr w:type="spellStart"/>
-            <w:r>
-              <w:t>запр</w:t>
-            </w:r>
-            <w:proofErr w:type="spellEnd"/>
-            <w:r>
-              <w:t>/сек</w:t>
+            <w:r>
+              <w:t>запр/сек</w:t>
             </w:r>
           </w:p>
         </w:tc>
@@ -3279,13 +3117,8 @@
             <w:pPr>
               <w:ind w:firstLine="0"/>
             </w:pPr>
-            <w:proofErr w:type="spellStart"/>
-            <w:r>
-              <w:t>Ramp-up</w:t>
-            </w:r>
-            <w:proofErr w:type="spellEnd"/>
-            <w:r>
-              <w:t xml:space="preserve"> период</w:t>
+            <w:r>
+              <w:t>Ramp-up период</w:t>
             </w:r>
             <w:r>
               <w:t xml:space="preserve"> (в секундах)</w:t>
@@ -3481,7 +3314,7 @@
       <w:pPr>
         <w:pStyle w:val="1"/>
       </w:pPr>
-      <w:bookmarkStart w:id="3" w:name="_Toc199410049"/>
+      <w:bookmarkStart w:id="3" w:name="_Toc201170600"/>
       <w:r>
         <w:lastRenderedPageBreak/>
         <w:t>3 Вывод</w:t>
@@ -6318,7 +6151,7 @@
 </file>
 
 <file path=customXml/itemProps1.xml><?xml version="1.0" encoding="utf-8"?>
-<ds:datastoreItem xmlns:ds="http://schemas.openxmlformats.org/officeDocument/2006/customXml" ds:itemID="{DBE504BC-2273-43CE-8857-4265CEEF0F2D}">
+<ds:datastoreItem xmlns:ds="http://schemas.openxmlformats.org/officeDocument/2006/customXml" ds:itemID="{E8A90FB9-0AA2-41AB-8E1B-C8657039FE22}">
   <ds:schemaRefs>
     <ds:schemaRef ds:uri="http://schemas.openxmlformats.org/officeDocument/2006/bibliography"/>
   </ds:schemaRefs>

--- a/Documentation/Нагрузочное тестирование.docx
+++ b/Documentation/Нагрузочное тестирование.docx
@@ -1,6 +1,6 @@
 
 <file path=word/document.xml><?xml version="1.0" encoding="utf-8"?>
-<w:document xmlns:wpc="http://schemas.microsoft.com/office/word/2010/wordprocessingCanvas" xmlns:cx="http://schemas.microsoft.com/office/drawing/2014/chartex" xmlns:cx1="http://schemas.microsoft.com/office/drawing/2015/9/8/chartex" xmlns:cx2="http://schemas.microsoft.com/office/drawing/2015/10/21/chartex" xmlns:cx3="http://schemas.microsoft.com/office/drawing/2016/5/9/chartex" xmlns:cx4="http://schemas.microsoft.com/office/drawing/2016/5/10/chartex" xmlns:cx5="http://schemas.microsoft.com/office/drawing/2016/5/11/chartex" xmlns:cx6="http://schemas.microsoft.com/office/drawing/2016/5/12/chartex" xmlns:cx7="http://schemas.microsoft.com/office/drawing/2016/5/13/chartex" xmlns:cx8="http://schemas.microsoft.com/office/drawing/2016/5/14/chartex" xmlns:mc="http://schemas.openxmlformats.org/markup-compatibility/2006" xmlns:aink="http://schemas.microsoft.com/office/drawing/2016/ink" xmlns:am3d="http://schemas.microsoft.com/office/drawing/2017/model3d" xmlns:o="urn:schemas-microsoft-com:office:office" xmlns:r="http://schemas.openxmlformats.org/officeDocument/2006/relationships" xmlns:m="http://schemas.openxmlformats.org/officeDocument/2006/math" xmlns:v="urn:schemas-microsoft-com:vml" xmlns:wp14="http://schemas.microsoft.com/office/word/2010/wordprocessingDrawing" xmlns:wp="http://schemas.openxmlformats.org/drawingml/2006/wordprocessingDrawing" xmlns:w10="urn:schemas-microsoft-com:office:word" xmlns:w="http://schemas.openxmlformats.org/wordprocessingml/2006/main" xmlns:w14="http://schemas.microsoft.com/office/word/2010/wordml" xmlns:w15="http://schemas.microsoft.com/office/word/2012/wordml" xmlns:w16cex="http://schemas.microsoft.com/office/word/2018/wordml/cex" xmlns:w16cid="http://schemas.microsoft.com/office/word/2016/wordml/cid" xmlns:w16="http://schemas.microsoft.com/office/word/2018/wordml" xmlns:w16se="http://schemas.microsoft.com/office/word/2015/wordml/symex" xmlns:wpg="http://schemas.microsoft.com/office/word/2010/wordprocessingGroup" xmlns:wpi="http://schemas.microsoft.com/office/word/2010/wordprocessingInk" xmlns:wne="http://schemas.microsoft.com/office/word/2006/wordml" xmlns:wps="http://schemas.microsoft.com/office/word/2010/wordprocessingShape" mc:Ignorable="w14 w15 w16se w16cid w16 w16cex wp14">
+<w:document xmlns:wpc="http://schemas.microsoft.com/office/word/2010/wordprocessingCanvas" xmlns:cx="http://schemas.microsoft.com/office/drawing/2014/chartex" xmlns:cx1="http://schemas.microsoft.com/office/drawing/2015/9/8/chartex" xmlns:cx2="http://schemas.microsoft.com/office/drawing/2015/10/21/chartex" xmlns:cx3="http://schemas.microsoft.com/office/drawing/2016/5/9/chartex" xmlns:cx4="http://schemas.microsoft.com/office/drawing/2016/5/10/chartex" xmlns:cx5="http://schemas.microsoft.com/office/drawing/2016/5/11/chartex" xmlns:cx6="http://schemas.microsoft.com/office/drawing/2016/5/12/chartex" xmlns:cx7="http://schemas.microsoft.com/office/drawing/2016/5/13/chartex" xmlns:cx8="http://schemas.microsoft.com/office/drawing/2016/5/14/chartex" xmlns:mc="http://schemas.openxmlformats.org/markup-compatibility/2006" xmlns:aink="http://schemas.microsoft.com/office/drawing/2016/ink" xmlns:am3d="http://schemas.microsoft.com/office/drawing/2017/model3d" xmlns:o="urn:schemas-microsoft-com:office:office" xmlns:r="http://schemas.openxmlformats.org/officeDocument/2006/relationships" xmlns:m="http://schemas.openxmlformats.org/officeDocument/2006/math" xmlns:v="urn:schemas-microsoft-com:vml" xmlns:wp14="http://schemas.microsoft.com/office/word/2010/wordprocessingDrawing" xmlns:wp="http://schemas.openxmlformats.org/drawingml/2006/wordprocessingDrawing" xmlns:w10="urn:schemas-microsoft-com:office:word" xmlns:w="http://schemas.openxmlformats.org/wordprocessingml/2006/main" xmlns:w14="http://schemas.microsoft.com/office/word/2010/wordml" xmlns:w15="http://schemas.microsoft.com/office/word/2012/wordml" xmlns:w16cex="http://schemas.microsoft.com/office/word/2018/wordml/cex" xmlns:w16cid="http://schemas.microsoft.com/office/word/2016/wordml/cid" xmlns:w16="http://schemas.microsoft.com/office/word/2018/wordml" xmlns:w16sdtdh="http://schemas.microsoft.com/office/word/2020/wordml/sdtdatahash" xmlns:w16se="http://schemas.microsoft.com/office/word/2015/wordml/symex" xmlns:wpg="http://schemas.microsoft.com/office/word/2010/wordprocessingGroup" xmlns:wpi="http://schemas.microsoft.com/office/word/2010/wordprocessingInk" xmlns:wne="http://schemas.microsoft.com/office/word/2006/wordml" xmlns:wps="http://schemas.microsoft.com/office/word/2010/wordprocessingShape" mc:Ignorable="w14 w15 w16se w16cid w16 w16cex w16sdtdh wp14">
   <w:body>
     <w:p>
       <w:pPr>
@@ -182,7 +182,7 @@
         <w:rPr>
           <w:szCs w:val="28"/>
         </w:rPr>
-        <w:t>6</w:t>
+        <w:t>7</w:t>
       </w:r>
     </w:p>
     <w:p>
@@ -357,7 +357,21 @@
         <w:rPr>
           <w:szCs w:val="28"/>
         </w:rPr>
-        <w:t>«___»__________________2025г.</w:t>
+        <w:t>«__</w:t>
+      </w:r>
+      <w:proofErr w:type="gramStart"/>
+      <w:r>
+        <w:rPr>
+          <w:szCs w:val="28"/>
+        </w:rPr>
+        <w:t>_»_</w:t>
+      </w:r>
+      <w:proofErr w:type="gramEnd"/>
+      <w:r>
+        <w:rPr>
+          <w:szCs w:val="28"/>
+        </w:rPr>
+        <w:t>_________________2025г.</w:t>
       </w:r>
     </w:p>
     <w:p>
@@ -415,7 +429,21 @@
         <w:rPr>
           <w:szCs w:val="28"/>
         </w:rPr>
-        <w:t>«___»__________________2025г.</w:t>
+        <w:t>«__</w:t>
+      </w:r>
+      <w:proofErr w:type="gramStart"/>
+      <w:r>
+        <w:rPr>
+          <w:szCs w:val="28"/>
+        </w:rPr>
+        <w:t>_»_</w:t>
+      </w:r>
+      <w:proofErr w:type="gramEnd"/>
+      <w:r>
+        <w:rPr>
+          <w:szCs w:val="28"/>
+        </w:rPr>
+        <w:t>_________________2025г.</w:t>
       </w:r>
     </w:p>
     <w:p>
@@ -473,7 +501,21 @@
         <w:rPr>
           <w:szCs w:val="28"/>
         </w:rPr>
-        <w:t>«___»__________________2025г.</w:t>
+        <w:t>«__</w:t>
+      </w:r>
+      <w:proofErr w:type="gramStart"/>
+      <w:r>
+        <w:rPr>
+          <w:szCs w:val="28"/>
+        </w:rPr>
+        <w:t>_»_</w:t>
+      </w:r>
+      <w:proofErr w:type="gramEnd"/>
+      <w:r>
+        <w:rPr>
+          <w:szCs w:val="28"/>
+        </w:rPr>
+        <w:t>_________________2025г.</w:t>
       </w:r>
     </w:p>
     <w:p>
@@ -603,110 +645,63 @@
           <w:r>
             <w:fldChar w:fldCharType="separate"/>
           </w:r>
-          <w:bookmarkStart w:id="0" w:name="_GoBack"/>
-          <w:bookmarkEnd w:id="0"/>
-          <w:r>
-            <w:rPr>
-              <w:rStyle w:val="a3"/>
-              <w:noProof/>
-            </w:rPr>
-            <w:fldChar w:fldCharType="begin"/>
-          </w:r>
-          <w:r>
-            <w:rPr>
-              <w:rStyle w:val="a3"/>
-              <w:noProof/>
-            </w:rPr>
-            <w:instrText xml:space="preserve"> </w:instrText>
-          </w:r>
-          <w:r>
-            <w:rPr>
-              <w:noProof/>
-            </w:rPr>
-            <w:instrText>HYPERLINK \l "_Toc201170598"</w:instrText>
-          </w:r>
-          <w:r>
-            <w:rPr>
-              <w:rStyle w:val="a3"/>
-              <w:noProof/>
-            </w:rPr>
-            <w:instrText xml:space="preserve"> </w:instrText>
-          </w:r>
-          <w:r>
-            <w:rPr>
-              <w:rStyle w:val="a3"/>
-              <w:noProof/>
-            </w:rPr>
-          </w:r>
-          <w:r>
-            <w:rPr>
-              <w:rStyle w:val="a3"/>
-              <w:noProof/>
-            </w:rPr>
-            <w:fldChar w:fldCharType="separate"/>
-          </w:r>
-          <w:r>
-            <w:rPr>
-              <w:rStyle w:val="a3"/>
-              <w:noProof/>
-            </w:rPr>
-            <w:t>1 Общая информация</w:t>
-          </w:r>
-          <w:r>
-            <w:rPr>
-              <w:noProof/>
-              <w:webHidden/>
-            </w:rPr>
-            <w:tab/>
-          </w:r>
-          <w:r>
-            <w:rPr>
-              <w:noProof/>
-              <w:webHidden/>
-            </w:rPr>
-            <w:fldChar w:fldCharType="begin"/>
-          </w:r>
-          <w:r>
-            <w:rPr>
-              <w:noProof/>
-              <w:webHidden/>
-            </w:rPr>
-            <w:instrText xml:space="preserve"> PAGEREF _Toc201170598 \h </w:instrText>
-          </w:r>
-          <w:r>
-            <w:rPr>
-              <w:noProof/>
-              <w:webHidden/>
-            </w:rPr>
-          </w:r>
-          <w:r>
-            <w:rPr>
-              <w:noProof/>
-              <w:webHidden/>
-            </w:rPr>
-            <w:fldChar w:fldCharType="separate"/>
-          </w:r>
-          <w:r>
-            <w:rPr>
-              <w:noProof/>
-              <w:webHidden/>
-            </w:rPr>
-            <w:t>3</w:t>
-          </w:r>
-          <w:r>
-            <w:rPr>
-              <w:noProof/>
-              <w:webHidden/>
-            </w:rPr>
-            <w:fldChar w:fldCharType="end"/>
-          </w:r>
-          <w:r>
-            <w:rPr>
-              <w:rStyle w:val="a3"/>
-              <w:noProof/>
-            </w:rPr>
-            <w:fldChar w:fldCharType="end"/>
-          </w:r>
+          <w:hyperlink w:anchor="_Toc201170598" w:history="1">
+            <w:r>
+              <w:rPr>
+                <w:rStyle w:val="a3"/>
+                <w:noProof/>
+              </w:rPr>
+              <w:t>1 Общая информация</w:t>
+            </w:r>
+            <w:r>
+              <w:rPr>
+                <w:noProof/>
+                <w:webHidden/>
+              </w:rPr>
+              <w:tab/>
+            </w:r>
+            <w:r>
+              <w:rPr>
+                <w:noProof/>
+                <w:webHidden/>
+              </w:rPr>
+              <w:fldChar w:fldCharType="begin"/>
+            </w:r>
+            <w:r>
+              <w:rPr>
+                <w:noProof/>
+                <w:webHidden/>
+              </w:rPr>
+              <w:instrText xml:space="preserve"> PAGEREF _Toc201170598 \h </w:instrText>
+            </w:r>
+            <w:r>
+              <w:rPr>
+                <w:noProof/>
+                <w:webHidden/>
+              </w:rPr>
+            </w:r>
+            <w:r>
+              <w:rPr>
+                <w:noProof/>
+                <w:webHidden/>
+              </w:rPr>
+              <w:fldChar w:fldCharType="separate"/>
+            </w:r>
+            <w:r>
+              <w:rPr>
+                <w:noProof/>
+                <w:webHidden/>
+              </w:rPr>
+              <w:t>3</w:t>
+            </w:r>
+            <w:r>
+              <w:rPr>
+                <w:noProof/>
+                <w:webHidden/>
+              </w:rPr>
+              <w:fldChar w:fldCharType="end"/>
+            </w:r>
+          </w:hyperlink>
         </w:p>
         <w:p>
           <w:pPr>
@@ -872,7 +867,7 @@
         <w:pStyle w:val="1"/>
         <w:spacing w:before="0"/>
       </w:pPr>
-      <w:bookmarkStart w:id="1" w:name="_Toc201170598"/>
+      <w:bookmarkStart w:id="0" w:name="_Toc201170598"/>
       <w:r>
         <w:lastRenderedPageBreak/>
         <w:t xml:space="preserve">1 </w:t>
@@ -880,7 +875,7 @@
       <w:r>
         <w:t>Общая информация</w:t>
       </w:r>
-      <w:bookmarkEnd w:id="1"/>
+      <w:bookmarkEnd w:id="0"/>
     </w:p>
     <w:p/>
     <w:p/>
@@ -998,7 +993,15 @@
         <w:ind w:left="993" w:hanging="207"/>
       </w:pPr>
       <w:r>
-        <w:t>Время ответа ≤ 1000 мс (для среднего времени ответа)</w:t>
+        <w:t xml:space="preserve">Время ответа ≤ 1000 </w:t>
+      </w:r>
+      <w:proofErr w:type="spellStart"/>
+      <w:r>
+        <w:t>мс</w:t>
+      </w:r>
+      <w:proofErr w:type="spellEnd"/>
+      <w:r>
+        <w:t xml:space="preserve"> (для среднего времени ответа)</w:t>
       </w:r>
     </w:p>
     <w:p>
@@ -1032,12 +1035,12 @@
       <w:pPr>
         <w:pStyle w:val="1"/>
       </w:pPr>
-      <w:bookmarkStart w:id="2" w:name="_Toc201170599"/>
+      <w:bookmarkStart w:id="1" w:name="_Toc201170599"/>
       <w:r>
         <w:lastRenderedPageBreak/>
         <w:t>2 Тест-кейсы</w:t>
       </w:r>
-      <w:bookmarkEnd w:id="2"/>
+      <w:bookmarkEnd w:id="1"/>
     </w:p>
     <w:p/>
     <w:p/>
@@ -1198,8 +1201,13 @@
             <w:pPr>
               <w:ind w:firstLine="0"/>
             </w:pPr>
-            <w:r>
-              <w:t>Ramp-up период</w:t>
+            <w:proofErr w:type="spellStart"/>
+            <w:r>
+              <w:t>Ramp-up</w:t>
+            </w:r>
+            <w:proofErr w:type="spellEnd"/>
+            <w:r>
+              <w:t xml:space="preserve"> период</w:t>
             </w:r>
             <w:r>
               <w:t xml:space="preserve"> (в секундах)</w:t>
@@ -1289,8 +1297,13 @@
               <w:ind w:firstLine="0"/>
             </w:pPr>
             <w:r>
-              <w:t>80-90 мс</w:t>
-            </w:r>
+              <w:t xml:space="preserve">80-90 </w:t>
+            </w:r>
+            <w:proofErr w:type="spellStart"/>
+            <w:r>
+              <w:t>мс</w:t>
+            </w:r>
+            <w:proofErr w:type="spellEnd"/>
           </w:p>
         </w:tc>
         <w:tc>
@@ -1302,8 +1315,13 @@
               <w:ind w:firstLine="0"/>
             </w:pPr>
             <w:r>
-              <w:t>83 мс</w:t>
-            </w:r>
+              <w:t xml:space="preserve">83 </w:t>
+            </w:r>
+            <w:proofErr w:type="spellStart"/>
+            <w:r>
+              <w:t>мс</w:t>
+            </w:r>
+            <w:proofErr w:type="spellEnd"/>
           </w:p>
         </w:tc>
       </w:tr>
@@ -1343,8 +1361,13 @@
               </w:rPr>
               <w:t xml:space="preserve"> 200 </w:t>
             </w:r>
-            <w:r>
-              <w:t xml:space="preserve">мс </w:t>
+            <w:proofErr w:type="spellStart"/>
+            <w:r>
+              <w:t>мс</w:t>
+            </w:r>
+            <w:proofErr w:type="spellEnd"/>
+            <w:r>
+              <w:t xml:space="preserve"> </w:t>
             </w:r>
           </w:p>
         </w:tc>
@@ -1357,8 +1380,13 @@
               <w:ind w:firstLine="0"/>
             </w:pPr>
             <w:r>
-              <w:t>92 мс</w:t>
-            </w:r>
+              <w:t xml:space="preserve">92 </w:t>
+            </w:r>
+            <w:proofErr w:type="spellStart"/>
+            <w:r>
+              <w:t>мс</w:t>
+            </w:r>
+            <w:proofErr w:type="spellEnd"/>
           </w:p>
         </w:tc>
       </w:tr>
@@ -1421,9 +1449,11 @@
             <w:r>
               <w:t>(</w:t>
             </w:r>
+            <w:proofErr w:type="spellStart"/>
             <w:r>
               <w:t>Throughput</w:t>
             </w:r>
+            <w:proofErr w:type="spellEnd"/>
             <w:r>
               <w:t>)</w:t>
             </w:r>
@@ -1444,8 +1474,13 @@
               </w:rPr>
               <w:t xml:space="preserve">~1,7 </w:t>
             </w:r>
-            <w:r>
-              <w:t>запр/сек</w:t>
+            <w:proofErr w:type="spellStart"/>
+            <w:r>
+              <w:t>запр</w:t>
+            </w:r>
+            <w:proofErr w:type="spellEnd"/>
+            <w:r>
+              <w:t>/сек</w:t>
             </w:r>
           </w:p>
         </w:tc>
@@ -1458,7 +1493,15 @@
               <w:ind w:firstLine="0"/>
             </w:pPr>
             <w:r>
-              <w:t>1,7 запр/сек</w:t>
+              <w:t xml:space="preserve">1,7 </w:t>
+            </w:r>
+            <w:proofErr w:type="spellStart"/>
+            <w:r>
+              <w:t>запр</w:t>
+            </w:r>
+            <w:proofErr w:type="spellEnd"/>
+            <w:r>
+              <w:t>/сек</w:t>
             </w:r>
           </w:p>
         </w:tc>
@@ -1652,8 +1695,13 @@
             <w:pPr>
               <w:ind w:firstLine="0"/>
             </w:pPr>
-            <w:r>
-              <w:t>Ramp-up период</w:t>
+            <w:proofErr w:type="spellStart"/>
+            <w:r>
+              <w:t>Ramp-up</w:t>
+            </w:r>
+            <w:proofErr w:type="spellEnd"/>
+            <w:r>
+              <w:t xml:space="preserve"> период</w:t>
             </w:r>
             <w:r>
               <w:t xml:space="preserve"> (в секундах)</w:t>
@@ -1743,8 +1791,13 @@
               <w:ind w:firstLine="0"/>
             </w:pPr>
             <w:r>
-              <w:t>80-100 мс</w:t>
-            </w:r>
+              <w:t xml:space="preserve">80-100 </w:t>
+            </w:r>
+            <w:proofErr w:type="spellStart"/>
+            <w:r>
+              <w:t>мс</w:t>
+            </w:r>
+            <w:proofErr w:type="spellEnd"/>
           </w:p>
         </w:tc>
         <w:tc>
@@ -1756,8 +1809,13 @@
               <w:ind w:firstLine="0"/>
             </w:pPr>
             <w:r>
-              <w:t>88 мс</w:t>
-            </w:r>
+              <w:t xml:space="preserve">88 </w:t>
+            </w:r>
+            <w:proofErr w:type="spellStart"/>
+            <w:r>
+              <w:t>мс</w:t>
+            </w:r>
+            <w:proofErr w:type="spellEnd"/>
           </w:p>
         </w:tc>
       </w:tr>
@@ -1806,8 +1864,13 @@
               </w:rPr>
               <w:t xml:space="preserve">00 </w:t>
             </w:r>
-            <w:r>
-              <w:t xml:space="preserve">мс </w:t>
+            <w:proofErr w:type="spellStart"/>
+            <w:r>
+              <w:t>мс</w:t>
+            </w:r>
+            <w:proofErr w:type="spellEnd"/>
+            <w:r>
+              <w:t xml:space="preserve"> </w:t>
             </w:r>
           </w:p>
         </w:tc>
@@ -1820,8 +1883,13 @@
               <w:ind w:firstLine="0"/>
             </w:pPr>
             <w:r>
-              <w:t>1276 мс</w:t>
-            </w:r>
+              <w:t xml:space="preserve">1276 </w:t>
+            </w:r>
+            <w:proofErr w:type="spellStart"/>
+            <w:r>
+              <w:t>мс</w:t>
+            </w:r>
+            <w:proofErr w:type="spellEnd"/>
           </w:p>
         </w:tc>
       </w:tr>
@@ -1884,9 +1952,11 @@
             <w:r>
               <w:t>(</w:t>
             </w:r>
+            <w:proofErr w:type="spellStart"/>
             <w:r>
               <w:t>Throughput</w:t>
             </w:r>
+            <w:proofErr w:type="spellEnd"/>
             <w:r>
               <w:t>)</w:t>
             </w:r>
@@ -1916,8 +1986,13 @@
               </w:rPr>
               <w:t xml:space="preserve"> </w:t>
             </w:r>
-            <w:r>
-              <w:t>запр/сек</w:t>
+            <w:proofErr w:type="spellStart"/>
+            <w:r>
+              <w:t>запр</w:t>
+            </w:r>
+            <w:proofErr w:type="spellEnd"/>
+            <w:r>
+              <w:t>/сек</w:t>
             </w:r>
           </w:p>
         </w:tc>
@@ -1930,7 +2005,15 @@
               <w:ind w:firstLine="0"/>
             </w:pPr>
             <w:r>
-              <w:t>16,7 запр/сек</w:t>
+              <w:t xml:space="preserve">16,7 </w:t>
+            </w:r>
+            <w:proofErr w:type="spellStart"/>
+            <w:r>
+              <w:t>запр</w:t>
+            </w:r>
+            <w:proofErr w:type="spellEnd"/>
+            <w:r>
+              <w:t>/сек</w:t>
             </w:r>
           </w:p>
         </w:tc>
@@ -2137,8 +2220,13 @@
             <w:pPr>
               <w:ind w:firstLine="0"/>
             </w:pPr>
-            <w:r>
-              <w:t>Ramp-up период</w:t>
+            <w:proofErr w:type="spellStart"/>
+            <w:r>
+              <w:t>Ramp-up</w:t>
+            </w:r>
+            <w:proofErr w:type="spellEnd"/>
+            <w:r>
+              <w:t xml:space="preserve"> период</w:t>
             </w:r>
             <w:r>
               <w:t xml:space="preserve"> (в секундах)</w:t>
@@ -2228,8 +2316,13 @@
               <w:ind w:firstLine="0"/>
             </w:pPr>
             <w:r>
-              <w:t>80-120 мс</w:t>
-            </w:r>
+              <w:t xml:space="preserve">80-120 </w:t>
+            </w:r>
+            <w:proofErr w:type="spellStart"/>
+            <w:r>
+              <w:t>мс</w:t>
+            </w:r>
+            <w:proofErr w:type="spellEnd"/>
           </w:p>
         </w:tc>
         <w:tc>
@@ -2241,8 +2334,13 @@
               <w:ind w:firstLine="0"/>
             </w:pPr>
             <w:r>
-              <w:t>93 мс</w:t>
-            </w:r>
+              <w:t xml:space="preserve">93 </w:t>
+            </w:r>
+            <w:proofErr w:type="spellStart"/>
+            <w:r>
+              <w:t>мс</w:t>
+            </w:r>
+            <w:proofErr w:type="spellEnd"/>
           </w:p>
         </w:tc>
       </w:tr>
@@ -2291,8 +2389,13 @@
               </w:rPr>
               <w:t xml:space="preserve"> </w:t>
             </w:r>
-            <w:r>
-              <w:t xml:space="preserve">мс </w:t>
+            <w:proofErr w:type="spellStart"/>
+            <w:r>
+              <w:t>мс</w:t>
+            </w:r>
+            <w:proofErr w:type="spellEnd"/>
+            <w:r>
+              <w:t xml:space="preserve"> </w:t>
             </w:r>
           </w:p>
         </w:tc>
@@ -2305,8 +2408,13 @@
               <w:ind w:firstLine="0"/>
             </w:pPr>
             <w:r>
-              <w:t>2246 мс</w:t>
-            </w:r>
+              <w:t xml:space="preserve">2246 </w:t>
+            </w:r>
+            <w:proofErr w:type="spellStart"/>
+            <w:r>
+              <w:t>мс</w:t>
+            </w:r>
+            <w:proofErr w:type="spellEnd"/>
           </w:p>
         </w:tc>
       </w:tr>
@@ -2369,9 +2477,11 @@
             <w:r>
               <w:t>(</w:t>
             </w:r>
+            <w:proofErr w:type="spellStart"/>
             <w:r>
               <w:t>Throughput</w:t>
             </w:r>
+            <w:proofErr w:type="spellEnd"/>
             <w:r>
               <w:t>)</w:t>
             </w:r>
@@ -2410,8 +2520,13 @@
               </w:rPr>
               <w:t xml:space="preserve"> </w:t>
             </w:r>
-            <w:r>
-              <w:t>запр/сек</w:t>
+            <w:proofErr w:type="spellStart"/>
+            <w:r>
+              <w:t>запр</w:t>
+            </w:r>
+            <w:proofErr w:type="spellEnd"/>
+            <w:r>
+              <w:t>/сек</w:t>
             </w:r>
           </w:p>
         </w:tc>
@@ -2424,7 +2539,15 @@
               <w:ind w:firstLine="0"/>
             </w:pPr>
             <w:r>
-              <w:t>41,6 запр/сек</w:t>
+              <w:t xml:space="preserve">41,6 </w:t>
+            </w:r>
+            <w:proofErr w:type="spellStart"/>
+            <w:r>
+              <w:t>запр</w:t>
+            </w:r>
+            <w:proofErr w:type="spellEnd"/>
+            <w:r>
+              <w:t>/сек</w:t>
             </w:r>
           </w:p>
         </w:tc>
@@ -2618,8 +2741,13 @@
             <w:pPr>
               <w:ind w:firstLine="0"/>
             </w:pPr>
-            <w:r>
-              <w:t>Ramp-up период</w:t>
+            <w:proofErr w:type="spellStart"/>
+            <w:r>
+              <w:t>Ramp-up</w:t>
+            </w:r>
+            <w:proofErr w:type="spellEnd"/>
+            <w:r>
+              <w:t xml:space="preserve"> период</w:t>
             </w:r>
             <w:r>
               <w:t xml:space="preserve"> (в секундах)</w:t>
@@ -2709,8 +2837,13 @@
               <w:ind w:firstLine="0"/>
             </w:pPr>
             <w:r>
-              <w:t>80-130 мс</w:t>
-            </w:r>
+              <w:t xml:space="preserve">80-130 </w:t>
+            </w:r>
+            <w:proofErr w:type="spellStart"/>
+            <w:r>
+              <w:t>мс</w:t>
+            </w:r>
+            <w:proofErr w:type="spellEnd"/>
           </w:p>
         </w:tc>
         <w:tc>
@@ -2722,8 +2855,13 @@
               <w:ind w:firstLine="0"/>
             </w:pPr>
             <w:r>
-              <w:t>1285 мс</w:t>
-            </w:r>
+              <w:t xml:space="preserve">1285 </w:t>
+            </w:r>
+            <w:proofErr w:type="spellStart"/>
+            <w:r>
+              <w:t>мс</w:t>
+            </w:r>
+            <w:proofErr w:type="spellEnd"/>
           </w:p>
         </w:tc>
       </w:tr>
@@ -2772,8 +2910,13 @@
               </w:rPr>
               <w:t xml:space="preserve">00 </w:t>
             </w:r>
-            <w:r>
-              <w:t xml:space="preserve">мс </w:t>
+            <w:proofErr w:type="spellStart"/>
+            <w:r>
+              <w:t>мс</w:t>
+            </w:r>
+            <w:proofErr w:type="spellEnd"/>
+            <w:r>
+              <w:t xml:space="preserve"> </w:t>
             </w:r>
           </w:p>
         </w:tc>
@@ -2786,8 +2929,13 @@
               <w:ind w:firstLine="0"/>
             </w:pPr>
             <w:r>
-              <w:t>15146 мс</w:t>
-            </w:r>
+              <w:t xml:space="preserve">15146 </w:t>
+            </w:r>
+            <w:proofErr w:type="spellStart"/>
+            <w:r>
+              <w:t>мс</w:t>
+            </w:r>
+            <w:proofErr w:type="spellEnd"/>
           </w:p>
         </w:tc>
       </w:tr>
@@ -2850,9 +2998,11 @@
             <w:r>
               <w:t>(</w:t>
             </w:r>
+            <w:proofErr w:type="spellStart"/>
             <w:r>
               <w:t>Throughput</w:t>
             </w:r>
+            <w:proofErr w:type="spellEnd"/>
             <w:r>
               <w:t>)</w:t>
             </w:r>
@@ -2891,8 +3041,13 @@
               </w:rPr>
               <w:t xml:space="preserve"> </w:t>
             </w:r>
-            <w:r>
-              <w:t>запр/сек</w:t>
+            <w:proofErr w:type="spellStart"/>
+            <w:r>
+              <w:t>запр</w:t>
+            </w:r>
+            <w:proofErr w:type="spellEnd"/>
+            <w:r>
+              <w:t>/сек</w:t>
             </w:r>
           </w:p>
         </w:tc>
@@ -2922,8 +3077,13 @@
               </w:rPr>
               <w:t xml:space="preserve"> </w:t>
             </w:r>
-            <w:r>
-              <w:t>запр/сек</w:t>
+            <w:proofErr w:type="spellStart"/>
+            <w:r>
+              <w:t>запр</w:t>
+            </w:r>
+            <w:proofErr w:type="spellEnd"/>
+            <w:r>
+              <w:t>/сек</w:t>
             </w:r>
           </w:p>
         </w:tc>
@@ -3117,8 +3277,13 @@
             <w:pPr>
               <w:ind w:firstLine="0"/>
             </w:pPr>
-            <w:r>
-              <w:t>Ramp-up период</w:t>
+            <w:proofErr w:type="spellStart"/>
+            <w:r>
+              <w:t>Ramp-up</w:t>
+            </w:r>
+            <w:proofErr w:type="spellEnd"/>
+            <w:r>
+              <w:t xml:space="preserve"> период</w:t>
             </w:r>
             <w:r>
               <w:t xml:space="preserve"> (в секундах)</w:t>
@@ -3314,12 +3479,12 @@
       <w:pPr>
         <w:pStyle w:val="1"/>
       </w:pPr>
-      <w:bookmarkStart w:id="3" w:name="_Toc201170600"/>
+      <w:bookmarkStart w:id="2" w:name="_Toc201170600"/>
       <w:r>
         <w:lastRenderedPageBreak/>
         <w:t>3 Вывод</w:t>
       </w:r>
-      <w:bookmarkEnd w:id="3"/>
+      <w:bookmarkEnd w:id="2"/>
     </w:p>
     <w:p/>
     <w:p>
@@ -3328,6 +3493,8 @@
       </w:r>
     </w:p>
     <w:sectPr>
+      <w:footerReference w:type="default" r:id="rId8"/>
+      <w:footerReference w:type="first" r:id="rId9"/>
       <w:pgSz w:w="11906" w:h="16838"/>
       <w:pgMar w:top="1134" w:right="567" w:bottom="1134" w:left="1134" w:header="709" w:footer="709" w:gutter="0"/>
       <w:pgNumType w:start="1"/>
@@ -3340,7 +3507,7 @@
 </file>
 
 <file path=word/endnotes.xml><?xml version="1.0" encoding="utf-8"?>
-<w:endnotes xmlns:wpc="http://schemas.microsoft.com/office/word/2010/wordprocessingCanvas" xmlns:cx="http://schemas.microsoft.com/office/drawing/2014/chartex" xmlns:cx1="http://schemas.microsoft.com/office/drawing/2015/9/8/chartex" xmlns:cx2="http://schemas.microsoft.com/office/drawing/2015/10/21/chartex" xmlns:cx3="http://schemas.microsoft.com/office/drawing/2016/5/9/chartex" xmlns:cx4="http://schemas.microsoft.com/office/drawing/2016/5/10/chartex" xmlns:cx5="http://schemas.microsoft.com/office/drawing/2016/5/11/chartex" xmlns:cx6="http://schemas.microsoft.com/office/drawing/2016/5/12/chartex" xmlns:cx7="http://schemas.microsoft.com/office/drawing/2016/5/13/chartex" xmlns:cx8="http://schemas.microsoft.com/office/drawing/2016/5/14/chartex" xmlns:mc="http://schemas.openxmlformats.org/markup-compatibility/2006" xmlns:aink="http://schemas.microsoft.com/office/drawing/2016/ink" xmlns:am3d="http://schemas.microsoft.com/office/drawing/2017/model3d" xmlns:o="urn:schemas-microsoft-com:office:office" xmlns:r="http://schemas.openxmlformats.org/officeDocument/2006/relationships" xmlns:m="http://schemas.openxmlformats.org/officeDocument/2006/math" xmlns:v="urn:schemas-microsoft-com:vml" xmlns:wp14="http://schemas.microsoft.com/office/word/2010/wordprocessingDrawing" xmlns:wp="http://schemas.openxmlformats.org/drawingml/2006/wordprocessingDrawing" xmlns:w10="urn:schemas-microsoft-com:office:word" xmlns:w="http://schemas.openxmlformats.org/wordprocessingml/2006/main" xmlns:w14="http://schemas.microsoft.com/office/word/2010/wordml" xmlns:w15="http://schemas.microsoft.com/office/word/2012/wordml" xmlns:w16cex="http://schemas.microsoft.com/office/word/2018/wordml/cex" xmlns:w16cid="http://schemas.microsoft.com/office/word/2016/wordml/cid" xmlns:w16="http://schemas.microsoft.com/office/word/2018/wordml" xmlns:w16se="http://schemas.microsoft.com/office/word/2015/wordml/symex" xmlns:wpg="http://schemas.microsoft.com/office/word/2010/wordprocessingGroup" xmlns:wpi="http://schemas.microsoft.com/office/word/2010/wordprocessingInk" xmlns:wne="http://schemas.microsoft.com/office/word/2006/wordml" xmlns:wps="http://schemas.microsoft.com/office/word/2010/wordprocessingShape" mc:Ignorable="w14 w15 w16se w16cid w16 w16cex wp14">
+<w:endnotes xmlns:wpc="http://schemas.microsoft.com/office/word/2010/wordprocessingCanvas" xmlns:cx="http://schemas.microsoft.com/office/drawing/2014/chartex" xmlns:cx1="http://schemas.microsoft.com/office/drawing/2015/9/8/chartex" xmlns:cx2="http://schemas.microsoft.com/office/drawing/2015/10/21/chartex" xmlns:cx3="http://schemas.microsoft.com/office/drawing/2016/5/9/chartex" xmlns:cx4="http://schemas.microsoft.com/office/drawing/2016/5/10/chartex" xmlns:cx5="http://schemas.microsoft.com/office/drawing/2016/5/11/chartex" xmlns:cx6="http://schemas.microsoft.com/office/drawing/2016/5/12/chartex" xmlns:cx7="http://schemas.microsoft.com/office/drawing/2016/5/13/chartex" xmlns:cx8="http://schemas.microsoft.com/office/drawing/2016/5/14/chartex" xmlns:mc="http://schemas.openxmlformats.org/markup-compatibility/2006" xmlns:aink="http://schemas.microsoft.com/office/drawing/2016/ink" xmlns:am3d="http://schemas.microsoft.com/office/drawing/2017/model3d" xmlns:o="urn:schemas-microsoft-com:office:office" xmlns:r="http://schemas.openxmlformats.org/officeDocument/2006/relationships" xmlns:m="http://schemas.openxmlformats.org/officeDocument/2006/math" xmlns:v="urn:schemas-microsoft-com:vml" xmlns:wp14="http://schemas.microsoft.com/office/word/2010/wordprocessingDrawing" xmlns:wp="http://schemas.openxmlformats.org/drawingml/2006/wordprocessingDrawing" xmlns:w10="urn:schemas-microsoft-com:office:word" xmlns:w="http://schemas.openxmlformats.org/wordprocessingml/2006/main" xmlns:w14="http://schemas.microsoft.com/office/word/2010/wordml" xmlns:w15="http://schemas.microsoft.com/office/word/2012/wordml" xmlns:w16cex="http://schemas.microsoft.com/office/word/2018/wordml/cex" xmlns:w16cid="http://schemas.microsoft.com/office/word/2016/wordml/cid" xmlns:w16="http://schemas.microsoft.com/office/word/2018/wordml" xmlns:w16sdtdh="http://schemas.microsoft.com/office/word/2020/wordml/sdtdatahash" xmlns:w16se="http://schemas.microsoft.com/office/word/2015/wordml/symex" xmlns:wpg="http://schemas.microsoft.com/office/word/2010/wordprocessingGroup" xmlns:wpi="http://schemas.microsoft.com/office/word/2010/wordprocessingInk" xmlns:wne="http://schemas.microsoft.com/office/word/2006/wordml" xmlns:wps="http://schemas.microsoft.com/office/word/2010/wordprocessingShape" mc:Ignorable="w14 w15 w16se w16cid w16 w16cex w16sdtdh wp14">
   <w:endnote w:type="separator" w:id="-1">
     <w:p>
       <w:r>
@@ -3358,8 +3525,66 @@
 </w:endnotes>
 </file>
 
+<file path=word/footer1.xml><?xml version="1.0" encoding="utf-8"?>
+<w:ftr xmlns:wpc="http://schemas.microsoft.com/office/word/2010/wordprocessingCanvas" xmlns:cx="http://schemas.microsoft.com/office/drawing/2014/chartex" xmlns:cx1="http://schemas.microsoft.com/office/drawing/2015/9/8/chartex" xmlns:cx2="http://schemas.microsoft.com/office/drawing/2015/10/21/chartex" xmlns:cx3="http://schemas.microsoft.com/office/drawing/2016/5/9/chartex" xmlns:cx4="http://schemas.microsoft.com/office/drawing/2016/5/10/chartex" xmlns:cx5="http://schemas.microsoft.com/office/drawing/2016/5/11/chartex" xmlns:cx6="http://schemas.microsoft.com/office/drawing/2016/5/12/chartex" xmlns:cx7="http://schemas.microsoft.com/office/drawing/2016/5/13/chartex" xmlns:cx8="http://schemas.microsoft.com/office/drawing/2016/5/14/chartex" xmlns:mc="http://schemas.openxmlformats.org/markup-compatibility/2006" xmlns:aink="http://schemas.microsoft.com/office/drawing/2016/ink" xmlns:am3d="http://schemas.microsoft.com/office/drawing/2017/model3d" xmlns:o="urn:schemas-microsoft-com:office:office" xmlns:r="http://schemas.openxmlformats.org/officeDocument/2006/relationships" xmlns:m="http://schemas.openxmlformats.org/officeDocument/2006/math" xmlns:v="urn:schemas-microsoft-com:vml" xmlns:wp14="http://schemas.microsoft.com/office/word/2010/wordprocessingDrawing" xmlns:wp="http://schemas.openxmlformats.org/drawingml/2006/wordprocessingDrawing" xmlns:w10="urn:schemas-microsoft-com:office:word" xmlns:w="http://schemas.openxmlformats.org/wordprocessingml/2006/main" xmlns:w14="http://schemas.microsoft.com/office/word/2010/wordml" xmlns:w15="http://schemas.microsoft.com/office/word/2012/wordml" xmlns:w16cex="http://schemas.microsoft.com/office/word/2018/wordml/cex" xmlns:w16cid="http://schemas.microsoft.com/office/word/2016/wordml/cid" xmlns:w16="http://schemas.microsoft.com/office/word/2018/wordml" xmlns:w16sdtdh="http://schemas.microsoft.com/office/word/2020/wordml/sdtdatahash" xmlns:w16se="http://schemas.microsoft.com/office/word/2015/wordml/symex" xmlns:wpg="http://schemas.microsoft.com/office/word/2010/wordprocessingGroup" xmlns:wpi="http://schemas.microsoft.com/office/word/2010/wordprocessingInk" xmlns:wne="http://schemas.microsoft.com/office/word/2006/wordml" xmlns:wps="http://schemas.microsoft.com/office/word/2010/wordprocessingShape" mc:Ignorable="w14 w15 w16se w16cid w16 w16cex w16sdtdh wp14">
+  <w:sdt>
+    <w:sdtPr>
+      <w:id w:val="1942255104"/>
+      <w:docPartObj>
+        <w:docPartGallery w:val="Page Numbers (Bottom of Page)"/>
+        <w:docPartUnique/>
+      </w:docPartObj>
+    </w:sdtPr>
+    <w:sdtContent>
+      <w:p>
+        <w:pPr>
+          <w:pStyle w:val="a7"/>
+          <w:jc w:val="center"/>
+        </w:pPr>
+        <w:r>
+          <w:fldChar w:fldCharType="begin"/>
+        </w:r>
+        <w:r>
+          <w:instrText>PAGE   \* MERGEFORMAT</w:instrText>
+        </w:r>
+        <w:r>
+          <w:fldChar w:fldCharType="separate"/>
+        </w:r>
+        <w:r>
+          <w:t>2</w:t>
+        </w:r>
+        <w:r>
+          <w:fldChar w:fldCharType="end"/>
+        </w:r>
+      </w:p>
+    </w:sdtContent>
+  </w:sdt>
+  <w:p>
+    <w:pPr>
+      <w:pStyle w:val="a7"/>
+    </w:pPr>
+  </w:p>
+</w:ftr>
+</file>
+
+<file path=word/footer2.xml><?xml version="1.0" encoding="utf-8"?>
+<w:ftr xmlns:wpc="http://schemas.microsoft.com/office/word/2010/wordprocessingCanvas" xmlns:cx="http://schemas.microsoft.com/office/drawing/2014/chartex" xmlns:cx1="http://schemas.microsoft.com/office/drawing/2015/9/8/chartex" xmlns:cx2="http://schemas.microsoft.com/office/drawing/2015/10/21/chartex" xmlns:cx3="http://schemas.microsoft.com/office/drawing/2016/5/9/chartex" xmlns:cx4="http://schemas.microsoft.com/office/drawing/2016/5/10/chartex" xmlns:cx5="http://schemas.microsoft.com/office/drawing/2016/5/11/chartex" xmlns:cx6="http://schemas.microsoft.com/office/drawing/2016/5/12/chartex" xmlns:cx7="http://schemas.microsoft.com/office/drawing/2016/5/13/chartex" xmlns:cx8="http://schemas.microsoft.com/office/drawing/2016/5/14/chartex" xmlns:mc="http://schemas.openxmlformats.org/markup-compatibility/2006" xmlns:aink="http://schemas.microsoft.com/office/drawing/2016/ink" xmlns:am3d="http://schemas.microsoft.com/office/drawing/2017/model3d" xmlns:o="urn:schemas-microsoft-com:office:office" xmlns:r="http://schemas.openxmlformats.org/officeDocument/2006/relationships" xmlns:m="http://schemas.openxmlformats.org/officeDocument/2006/math" xmlns:v="urn:schemas-microsoft-com:vml" xmlns:wp14="http://schemas.microsoft.com/office/word/2010/wordprocessingDrawing" xmlns:wp="http://schemas.openxmlformats.org/drawingml/2006/wordprocessingDrawing" xmlns:w10="urn:schemas-microsoft-com:office:word" xmlns:w="http://schemas.openxmlformats.org/wordprocessingml/2006/main" xmlns:w14="http://schemas.microsoft.com/office/word/2010/wordml" xmlns:w15="http://schemas.microsoft.com/office/word/2012/wordml" xmlns:w16cex="http://schemas.microsoft.com/office/word/2018/wordml/cex" xmlns:w16cid="http://schemas.microsoft.com/office/word/2016/wordml/cid" xmlns:w16="http://schemas.microsoft.com/office/word/2018/wordml" xmlns:w16sdtdh="http://schemas.microsoft.com/office/word/2020/wordml/sdtdatahash" xmlns:w16se="http://schemas.microsoft.com/office/word/2015/wordml/symex" xmlns:wpg="http://schemas.microsoft.com/office/word/2010/wordprocessingGroup" xmlns:wpi="http://schemas.microsoft.com/office/word/2010/wordprocessingInk" xmlns:wne="http://schemas.microsoft.com/office/word/2006/wordml" xmlns:wps="http://schemas.microsoft.com/office/word/2010/wordprocessingShape" mc:Ignorable="w14 w15 w16se w16cid w16 w16cex w16sdtdh wp14">
+  <w:p>
+    <w:pPr>
+      <w:pStyle w:val="a7"/>
+      <w:jc w:val="center"/>
+    </w:pPr>
+  </w:p>
+  <w:p>
+    <w:pPr>
+      <w:pStyle w:val="a7"/>
+    </w:pPr>
+  </w:p>
+</w:ftr>
+</file>
+
 <file path=word/footnotes.xml><?xml version="1.0" encoding="utf-8"?>
-<w:footnotes xmlns:wpc="http://schemas.microsoft.com/office/word/2010/wordprocessingCanvas" xmlns:cx="http://schemas.microsoft.com/office/drawing/2014/chartex" xmlns:cx1="http://schemas.microsoft.com/office/drawing/2015/9/8/chartex" xmlns:cx2="http://schemas.microsoft.com/office/drawing/2015/10/21/chartex" xmlns:cx3="http://schemas.microsoft.com/office/drawing/2016/5/9/chartex" xmlns:cx4="http://schemas.microsoft.com/office/drawing/2016/5/10/chartex" xmlns:cx5="http://schemas.microsoft.com/office/drawing/2016/5/11/chartex" xmlns:cx6="http://schemas.microsoft.com/office/drawing/2016/5/12/chartex" xmlns:cx7="http://schemas.microsoft.com/office/drawing/2016/5/13/chartex" xmlns:cx8="http://schemas.microsoft.com/office/drawing/2016/5/14/chartex" xmlns:mc="http://schemas.openxmlformats.org/markup-compatibility/2006" xmlns:aink="http://schemas.microsoft.com/office/drawing/2016/ink" xmlns:am3d="http://schemas.microsoft.com/office/drawing/2017/model3d" xmlns:o="urn:schemas-microsoft-com:office:office" xmlns:r="http://schemas.openxmlformats.org/officeDocument/2006/relationships" xmlns:m="http://schemas.openxmlformats.org/officeDocument/2006/math" xmlns:v="urn:schemas-microsoft-com:vml" xmlns:wp14="http://schemas.microsoft.com/office/word/2010/wordprocessingDrawing" xmlns:wp="http://schemas.openxmlformats.org/drawingml/2006/wordprocessingDrawing" xmlns:w10="urn:schemas-microsoft-com:office:word" xmlns:w="http://schemas.openxmlformats.org/wordprocessingml/2006/main" xmlns:w14="http://schemas.microsoft.com/office/word/2010/wordml" xmlns:w15="http://schemas.microsoft.com/office/word/2012/wordml" xmlns:w16cex="http://schemas.microsoft.com/office/word/2018/wordml/cex" xmlns:w16cid="http://schemas.microsoft.com/office/word/2016/wordml/cid" xmlns:w16="http://schemas.microsoft.com/office/word/2018/wordml" xmlns:w16se="http://schemas.microsoft.com/office/word/2015/wordml/symex" xmlns:wpg="http://schemas.microsoft.com/office/word/2010/wordprocessingGroup" xmlns:wpi="http://schemas.microsoft.com/office/word/2010/wordprocessingInk" xmlns:wne="http://schemas.microsoft.com/office/word/2006/wordml" xmlns:wps="http://schemas.microsoft.com/office/word/2010/wordprocessingShape" mc:Ignorable="w14 w15 w16se w16cid w16 w16cex wp14">
+<w:footnotes xmlns:wpc="http://schemas.microsoft.com/office/word/2010/wordprocessingCanvas" xmlns:cx="http://schemas.microsoft.com/office/drawing/2014/chartex" xmlns:cx1="http://schemas.microsoft.com/office/drawing/2015/9/8/chartex" xmlns:cx2="http://schemas.microsoft.com/office/drawing/2015/10/21/chartex" xmlns:cx3="http://schemas.microsoft.com/office/drawing/2016/5/9/chartex" xmlns:cx4="http://schemas.microsoft.com/office/drawing/2016/5/10/chartex" xmlns:cx5="http://schemas.microsoft.com/office/drawing/2016/5/11/chartex" xmlns:cx6="http://schemas.microsoft.com/office/drawing/2016/5/12/chartex" xmlns:cx7="http://schemas.microsoft.com/office/drawing/2016/5/13/chartex" xmlns:cx8="http://schemas.microsoft.com/office/drawing/2016/5/14/chartex" xmlns:mc="http://schemas.openxmlformats.org/markup-compatibility/2006" xmlns:aink="http://schemas.microsoft.com/office/drawing/2016/ink" xmlns:am3d="http://schemas.microsoft.com/office/drawing/2017/model3d" xmlns:o="urn:schemas-microsoft-com:office:office" xmlns:r="http://schemas.openxmlformats.org/officeDocument/2006/relationships" xmlns:m="http://schemas.openxmlformats.org/officeDocument/2006/math" xmlns:v="urn:schemas-microsoft-com:vml" xmlns:wp14="http://schemas.microsoft.com/office/word/2010/wordprocessingDrawing" xmlns:wp="http://schemas.openxmlformats.org/drawingml/2006/wordprocessingDrawing" xmlns:w10="urn:schemas-microsoft-com:office:word" xmlns:w="http://schemas.openxmlformats.org/wordprocessingml/2006/main" xmlns:w14="http://schemas.microsoft.com/office/word/2010/wordml" xmlns:w15="http://schemas.microsoft.com/office/word/2012/wordml" xmlns:w16cex="http://schemas.microsoft.com/office/word/2018/wordml/cex" xmlns:w16cid="http://schemas.microsoft.com/office/word/2016/wordml/cid" xmlns:w16="http://schemas.microsoft.com/office/word/2018/wordml" xmlns:w16sdtdh="http://schemas.microsoft.com/office/word/2020/wordml/sdtdatahash" xmlns:w16se="http://schemas.microsoft.com/office/word/2015/wordml/symex" xmlns:wpg="http://schemas.microsoft.com/office/word/2010/wordprocessingGroup" xmlns:wpi="http://schemas.microsoft.com/office/word/2010/wordprocessingInk" xmlns:wne="http://schemas.microsoft.com/office/word/2006/wordml" xmlns:wps="http://schemas.microsoft.com/office/word/2010/wordprocessingShape" mc:Ignorable="w14 w15 w16se w16cid w16 w16cex w16sdtdh wp14">
   <w:footnote w:type="separator" w:id="-1">
     <w:p>
       <w:r>
@@ -3378,7 +3603,7 @@
 </file>
 
 <file path=word/numbering.xml><?xml version="1.0" encoding="utf-8"?>
-<w:numbering xmlns:wpc="http://schemas.microsoft.com/office/word/2010/wordprocessingCanvas" xmlns:cx="http://schemas.microsoft.com/office/drawing/2014/chartex" xmlns:cx1="http://schemas.microsoft.com/office/drawing/2015/9/8/chartex" xmlns:cx2="http://schemas.microsoft.com/office/drawing/2015/10/21/chartex" xmlns:cx3="http://schemas.microsoft.com/office/drawing/2016/5/9/chartex" xmlns:cx4="http://schemas.microsoft.com/office/drawing/2016/5/10/chartex" xmlns:cx5="http://schemas.microsoft.com/office/drawing/2016/5/11/chartex" xmlns:cx6="http://schemas.microsoft.com/office/drawing/2016/5/12/chartex" xmlns:cx7="http://schemas.microsoft.com/office/drawing/2016/5/13/chartex" xmlns:cx8="http://schemas.microsoft.com/office/drawing/2016/5/14/chartex" xmlns:mc="http://schemas.openxmlformats.org/markup-compatibility/2006" xmlns:aink="http://schemas.microsoft.com/office/drawing/2016/ink" xmlns:am3d="http://schemas.microsoft.com/office/drawing/2017/model3d" xmlns:o="urn:schemas-microsoft-com:office:office" xmlns:r="http://schemas.openxmlformats.org/officeDocument/2006/relationships" xmlns:m="http://schemas.openxmlformats.org/officeDocument/2006/math" xmlns:v="urn:schemas-microsoft-com:vml" xmlns:wp14="http://schemas.microsoft.com/office/word/2010/wordprocessingDrawing" xmlns:wp="http://schemas.openxmlformats.org/drawingml/2006/wordprocessingDrawing" xmlns:w10="urn:schemas-microsoft-com:office:word" xmlns:w="http://schemas.openxmlformats.org/wordprocessingml/2006/main" xmlns:w14="http://schemas.microsoft.com/office/word/2010/wordml" xmlns:w15="http://schemas.microsoft.com/office/word/2012/wordml" xmlns:w16cex="http://schemas.microsoft.com/office/word/2018/wordml/cex" xmlns:w16cid="http://schemas.microsoft.com/office/word/2016/wordml/cid" xmlns:w16="http://schemas.microsoft.com/office/word/2018/wordml" xmlns:w16se="http://schemas.microsoft.com/office/word/2015/wordml/symex" xmlns:wpg="http://schemas.microsoft.com/office/word/2010/wordprocessingGroup" xmlns:wpi="http://schemas.microsoft.com/office/word/2010/wordprocessingInk" xmlns:wne="http://schemas.microsoft.com/office/word/2006/wordml" xmlns:wps="http://schemas.microsoft.com/office/word/2010/wordprocessingShape" mc:Ignorable="w14 w15 w16se w16cid w16 w16cex wp14">
+<w:numbering xmlns:wpc="http://schemas.microsoft.com/office/word/2010/wordprocessingCanvas" xmlns:cx="http://schemas.microsoft.com/office/drawing/2014/chartex" xmlns:cx1="http://schemas.microsoft.com/office/drawing/2015/9/8/chartex" xmlns:cx2="http://schemas.microsoft.com/office/drawing/2015/10/21/chartex" xmlns:cx3="http://schemas.microsoft.com/office/drawing/2016/5/9/chartex" xmlns:cx4="http://schemas.microsoft.com/office/drawing/2016/5/10/chartex" xmlns:cx5="http://schemas.microsoft.com/office/drawing/2016/5/11/chartex" xmlns:cx6="http://schemas.microsoft.com/office/drawing/2016/5/12/chartex" xmlns:cx7="http://schemas.microsoft.com/office/drawing/2016/5/13/chartex" xmlns:cx8="http://schemas.microsoft.com/office/drawing/2016/5/14/chartex" xmlns:mc="http://schemas.openxmlformats.org/markup-compatibility/2006" xmlns:aink="http://schemas.microsoft.com/office/drawing/2016/ink" xmlns:am3d="http://schemas.microsoft.com/office/drawing/2017/model3d" xmlns:o="urn:schemas-microsoft-com:office:office" xmlns:r="http://schemas.openxmlformats.org/officeDocument/2006/relationships" xmlns:m="http://schemas.openxmlformats.org/officeDocument/2006/math" xmlns:v="urn:schemas-microsoft-com:vml" xmlns:wp14="http://schemas.microsoft.com/office/word/2010/wordprocessingDrawing" xmlns:wp="http://schemas.openxmlformats.org/drawingml/2006/wordprocessingDrawing" xmlns:w10="urn:schemas-microsoft-com:office:word" xmlns:w="http://schemas.openxmlformats.org/wordprocessingml/2006/main" xmlns:w14="http://schemas.microsoft.com/office/word/2010/wordml" xmlns:w15="http://schemas.microsoft.com/office/word/2012/wordml" xmlns:w16cex="http://schemas.microsoft.com/office/word/2018/wordml/cex" xmlns:w16cid="http://schemas.microsoft.com/office/word/2016/wordml/cid" xmlns:w16="http://schemas.microsoft.com/office/word/2018/wordml" xmlns:w16sdtdh="http://schemas.microsoft.com/office/word/2020/wordml/sdtdatahash" xmlns:w16se="http://schemas.microsoft.com/office/word/2015/wordml/symex" xmlns:wpg="http://schemas.microsoft.com/office/word/2010/wordprocessingGroup" xmlns:wpi="http://schemas.microsoft.com/office/word/2010/wordprocessingInk" xmlns:wne="http://schemas.microsoft.com/office/word/2006/wordml" xmlns:wps="http://schemas.microsoft.com/office/word/2010/wordprocessingShape" mc:Ignorable="w14 w15 w16se w16cid w16 w16cex w16sdtdh wp14">
   <w:abstractNum w:abstractNumId="0" w15:restartNumberingAfterBreak="0">
     <w:nsid w:val="019C6632"/>
     <w:multiLevelType w:val="multilevel"/>
@@ -5215,7 +5440,7 @@
 </file>
 
 <file path=word/styles.xml><?xml version="1.0" encoding="utf-8"?>
-<w:styles xmlns:mc="http://schemas.openxmlformats.org/markup-compatibility/2006" xmlns:r="http://schemas.openxmlformats.org/officeDocument/2006/relationships" xmlns:w="http://schemas.openxmlformats.org/wordprocessingml/2006/main" xmlns:w14="http://schemas.microsoft.com/office/word/2010/wordml" xmlns:w15="http://schemas.microsoft.com/office/word/2012/wordml" xmlns:w16cex="http://schemas.microsoft.com/office/word/2018/wordml/cex" xmlns:w16cid="http://schemas.microsoft.com/office/word/2016/wordml/cid" xmlns:w16="http://schemas.microsoft.com/office/word/2018/wordml" xmlns:w16se="http://schemas.microsoft.com/office/word/2015/wordml/symex" mc:Ignorable="w14 w15 w16se w16cid w16 w16cex">
+<w:styles xmlns:mc="http://schemas.openxmlformats.org/markup-compatibility/2006" xmlns:r="http://schemas.openxmlformats.org/officeDocument/2006/relationships" xmlns:w="http://schemas.openxmlformats.org/wordprocessingml/2006/main" xmlns:w14="http://schemas.microsoft.com/office/word/2010/wordml" xmlns:w15="http://schemas.microsoft.com/office/word/2012/wordml" xmlns:w16cex="http://schemas.microsoft.com/office/word/2018/wordml/cex" xmlns:w16cid="http://schemas.microsoft.com/office/word/2016/wordml/cid" xmlns:w16="http://schemas.microsoft.com/office/word/2018/wordml" xmlns:w16sdtdh="http://schemas.microsoft.com/office/word/2020/wordml/sdtdatahash" xmlns:w16se="http://schemas.microsoft.com/office/word/2015/wordml/symex" mc:Ignorable="w14 w15 w16se w16cid w16 w16cex w16sdtdh">
   <w:docDefaults>
     <w:rPrDefault>
       <w:rPr>
